--- a/Filings/1. SummonsAndComplaint/Court/Transmittal_Cover_Letter_Court_Lu_Hu.docx
+++ b/Filings/1. SummonsAndComplaint/Court/Transmittal_Cover_Letter_Court_Lu_Hu.docx
@@ -292,7 +292,7 @@
           <w:sz w:val="24"/>
           <w:szCs w:val="24"/>
         </w:rPr>
-        <w:t xml:space="preserve">By the accompanying motion, Plaintiffs respectfully request that the corrected Complaint be deemed filed as of the original filing date of July 8, 2026 (the date reflected on Plaintiffs' court filing receipt), and in the alternative as of July 13, 2026, pursuant to Minn. Gen. R. Prac. 11.05. A copy of the corrected Complaint and the motion has also been served on Defendant.</w:t>
+        <w:t xml:space="preserve">By the accompanying motion, Plaintiffs respectfully request that the corrected Complaint be deemed filed as of the original filing date of July 8, 2026 (the date reflected in the MCRO case record and on Plaintiffs' court filing receipt), pursuant to Minn. Gen. R. Prac. 11.05. A copy of the corrected Complaint and the motion has also been served on Defendant.</w:t>
       </w:r>
     </w:p>
     <w:p>
